--- a/archives_posts/votation_allegement_primes2024_vox/Description des clusters.docx
+++ b/archives_posts/votation_allegement_primes2024_vox/Description des clusters.docx
@@ -4,11 +4,331 @@
   <w:body>
     <w:p>
       <w:pPr>
+        <w:pStyle w:val="Titre2"/>
+      </w:pPr>
+      <w:r>
+        <w:t>Analyse des attentes sociales envers le système de santé</w:t>
+      </w:r>
+      <w:r>
+        <w:t xml:space="preserve"> et d’assurance-maladie</w:t>
+      </w:r>
+    </w:p>
+    <w:p>
+      <w:r>
+        <w:t>En ce qui concerne le système de santé et d’assurance-maladie, les attentes des composantes de ces deux blocs ne sont que très peu identifié</w:t>
+      </w:r>
+      <w:r>
+        <w:t>e</w:t>
+      </w:r>
+      <w:r>
+        <w:t xml:space="preserve">s. </w:t>
+      </w:r>
+      <w:r>
+        <w:t xml:space="preserve">Cette question est pourtant fondamentale car, dans une perspective néoréaliste, l’impossibilité de toute réforme s’attaquant au caractère néolibéral de l’assurance-maladie obligatoire pourrait s’expliquer par </w:t>
+      </w:r>
+      <w:r>
+        <w:rPr>
+          <w:highlight w:val="yellow"/>
+        </w:rPr>
+        <w:t>l’hypothèse suivante: si les initiatives s’attaquant au caractère régressif et inégalitaire de l’assurance obligatoire des soins échouent, c’est parce qu’elles ne sont pas alignées sur les attentes des groupes les plus importants du bloc social dominant, à savoir le bloc libéral-conservateur.</w:t>
+      </w:r>
+      <w:r>
+        <w:t xml:space="preserve"> </w:t>
+      </w:r>
+      <w:r>
+        <w:t xml:space="preserve">En d’autres termes, les attentes des composantes fondamentales du bloc social dominant suisse s’opposent à toute mesure allégeant les primes à travers une remise en cause du principe de décentralisation, de </w:t>
+      </w:r>
+      <w:proofErr w:type="spellStart"/>
+      <w:r>
+        <w:t>managed</w:t>
+      </w:r>
+      <w:proofErr w:type="spellEnd"/>
+      <w:r>
+        <w:t xml:space="preserve"> </w:t>
+      </w:r>
+      <w:proofErr w:type="spellStart"/>
+      <w:r>
+        <w:t>competition</w:t>
+      </w:r>
+      <w:proofErr w:type="spellEnd"/>
+      <w:r>
+        <w:t>, ou bien une intervention jugée trop forte de l’État. Toutefois, comme nous l’avons vu ci-dessus, le bloc libéral-conservateur a une forte composante populaire qui, théoriquement, pourrait supporter des initiatives de réforme de l’assurance-maladie en provenance du bloc de gauche</w:t>
+      </w:r>
+      <w:r>
+        <w:t>.</w:t>
+      </w:r>
+    </w:p>
+    <w:p>
+      <w:pPr>
+        <w:rPr>
+          <w:strike/>
+        </w:rPr>
+      </w:pPr>
+      <w:r>
+        <w:rPr>
+          <w:strike/>
+        </w:rPr>
+        <w:t>Afin de comprendre ce paradoxe et de tester notre hypothèse, nous nous penchons désormais sur une analyse des facteurs socio-économiques et idéologiques influençant le soutien à deux dimensions du système d’assurance-maladie obligatoire : la question de l’augmentation de la franchise minimale ainsi que l’initiative pour l’allègement des primes qui fut refusée en fin 2024 en votation populaire.</w:t>
+      </w:r>
+    </w:p>
+    <w:p>
+      <w:pPr>
+        <w:rPr>
+          <w:u w:val="single"/>
+        </w:rPr>
+      </w:pPr>
+      <w:r>
+        <w:rPr>
+          <w:u w:val="single"/>
+        </w:rPr>
+        <w:t>Afin de comprendre ce paradoxe et de tester notre hypothèse, nous nous penchons désormais sur une analyse des attentes des groupes socio-politiques suisses</w:t>
+      </w:r>
+      <w:r>
+        <w:rPr>
+          <w:u w:val="single"/>
+        </w:rPr>
+        <w:t xml:space="preserve"> (càd les composantes des blocs sociaux suisses)</w:t>
+      </w:r>
+      <w:r>
+        <w:rPr>
+          <w:u w:val="single"/>
+        </w:rPr>
+        <w:t xml:space="preserve"> vis-à-vis des réformes du système de santé et d’assurance-maladie. </w:t>
+      </w:r>
+      <w:r>
+        <w:rPr>
+          <w:u w:val="single"/>
+        </w:rPr>
+        <w:t xml:space="preserve">Le jeu de données Vox 145 permet en outre d’identifier le soutien à </w:t>
+      </w:r>
+      <w:r>
+        <w:rPr>
+          <w:u w:val="single"/>
+        </w:rPr>
+        <w:t>8</w:t>
+      </w:r>
+      <w:r>
+        <w:rPr>
+          <w:u w:val="single"/>
+        </w:rPr>
+        <w:t xml:space="preserve"> propositions de réformes du système de santé qui ont animé le débat politique suisse ces dernières années. </w:t>
+      </w:r>
+      <w:r>
+        <w:rPr>
+          <w:u w:val="single"/>
+        </w:rPr>
+        <w:t xml:space="preserve">Les réponses des citoyens suisses vis-à-vis de ces 8 dimensions permettent d’identifier leur soutien à une réforme néolibérale ou </w:t>
+      </w:r>
+      <w:r>
+        <w:rPr>
+          <w:u w:val="single"/>
+        </w:rPr>
+        <w:t>sociale</w:t>
+      </w:r>
+      <w:r>
+        <w:rPr>
+          <w:u w:val="single"/>
+        </w:rPr>
+        <w:t xml:space="preserve"> du système de santé. </w:t>
+      </w:r>
+    </w:p>
+    <w:p>
+      <w:pPr>
+        <w:rPr>
+          <w:u w:val="single"/>
+        </w:rPr>
+      </w:pPr>
+      <w:bookmarkStart w:id="0" w:name="_Hlk240823382"/>
+      <w:r>
+        <w:rPr>
+          <w:u w:val="single"/>
+        </w:rPr>
+        <w:t>Les deux premières dimensions concernent la forme que devrait prendre une augmentation d’impôt afin de résoudre le problème de financement du système de santé : par une augmentation de la TVA ou bien par une augmentation de l’impôt fédéral direct. La troisième dimension capture le soutien à la création d’une caisse unique et la quatrième à une indexation des primes d’assurance-maladie sur le revenu. Quatre autres dimensions concernent des réformes souvent proposées par les milieux bourgeois suisses (presse économique libérale comme l’</w:t>
+      </w:r>
+      <w:proofErr w:type="spellStart"/>
+      <w:r>
+        <w:rPr>
+          <w:u w:val="single"/>
+        </w:rPr>
+        <w:t>agefi</w:t>
+      </w:r>
+      <w:proofErr w:type="spellEnd"/>
+      <w:r>
+        <w:rPr>
+          <w:u w:val="single"/>
+        </w:rPr>
+        <w:t xml:space="preserve">, le </w:t>
+      </w:r>
+      <w:proofErr w:type="spellStart"/>
+      <w:r>
+        <w:rPr>
+          <w:u w:val="single"/>
+        </w:rPr>
+        <w:t>think</w:t>
+      </w:r>
+      <w:proofErr w:type="spellEnd"/>
+      <w:r>
+        <w:rPr>
+          <w:u w:val="single"/>
+        </w:rPr>
+        <w:t xml:space="preserve"> </w:t>
+      </w:r>
+      <w:proofErr w:type="spellStart"/>
+      <w:r>
+        <w:rPr>
+          <w:u w:val="single"/>
+        </w:rPr>
+        <w:t>thank</w:t>
+      </w:r>
+      <w:proofErr w:type="spellEnd"/>
+      <w:r>
+        <w:rPr>
+          <w:u w:val="single"/>
+        </w:rPr>
+        <w:t xml:space="preserve"> </w:t>
+      </w:r>
+      <w:proofErr w:type="spellStart"/>
+      <w:r>
+        <w:rPr>
+          <w:u w:val="single"/>
+        </w:rPr>
+        <w:t>avenirsuisse</w:t>
+      </w:r>
+      <w:proofErr w:type="spellEnd"/>
+      <w:r>
+        <w:rPr>
+          <w:u w:val="single"/>
+        </w:rPr>
+        <w:t xml:space="preserve"> ou l’association patronale </w:t>
+      </w:r>
+      <w:proofErr w:type="spellStart"/>
+      <w:r>
+        <w:rPr>
+          <w:u w:val="single"/>
+        </w:rPr>
+        <w:t>economiesuisse</w:t>
+      </w:r>
+      <w:proofErr w:type="spellEnd"/>
+      <w:r>
+        <w:rPr>
+          <w:u w:val="single"/>
+        </w:rPr>
+        <w:t xml:space="preserve">) qui proposent des réformes axées sur la « responsabilité individuelle » : la réduction des prestations prises en charge par l’assurance-maladie obligatoire ; le renoncement personnel à des prestations médicales ; restreindre l’accès à certaines </w:t>
+      </w:r>
+      <w:r>
+        <w:rPr>
+          <w:u w:val="single"/>
+        </w:rPr>
+        <w:lastRenderedPageBreak/>
+        <w:t>prestations ou encore tout simplement supprimer l’assurance-maladie obligatoire.</w:t>
+      </w:r>
+      <w:r>
+        <w:rPr>
+          <w:u w:val="single"/>
+        </w:rPr>
+        <w:t xml:space="preserve"> Les statistiques descriptives des réponses aux modalités de ces 8 variables, présentées dans le tableau sous la colonne «</w:t>
+      </w:r>
+      <w:r>
+        <w:rPr>
+          <w:u w:val="single"/>
+        </w:rPr>
+        <w:t xml:space="preserve"> </w:t>
+      </w:r>
+      <w:r>
+        <w:rPr>
+          <w:u w:val="single"/>
+        </w:rPr>
+        <w:t xml:space="preserve">total », montrent que la plupart de ces propositions de réformes sont rejetés par les citoyens suisses. Seule la création d’une caisse unique et l’indexation des primes sur le revenu </w:t>
+      </w:r>
+      <w:r>
+        <w:rPr>
+          <w:u w:val="single"/>
+        </w:rPr>
+        <w:t>sont soutenues par une majorité (respectivement 59% et 52% de personnes ayant répondu être d’accord avec la réforme)</w:t>
+      </w:r>
+      <w:r>
+        <w:rPr>
+          <w:u w:val="single"/>
+        </w:rPr>
+        <w:t xml:space="preserve">  </w:t>
+      </w:r>
+    </w:p>
+    <w:p>
+      <w:pPr>
+        <w:rPr>
+          <w:u w:val="single"/>
+        </w:rPr>
+      </w:pPr>
+      <w:r>
+        <w:rPr>
+          <w:u w:val="single"/>
+        </w:rPr>
+        <w:t xml:space="preserve">Nous utilisons la méthode d’analyse en classe latente (ACL) sur ces 8 dimensions afin d’identifier les groupes socio-politiques en lien avec les réformes du système de santé suisse. Les groupes socio-politiques étant définis comme des groupes d’individus partageant des attentes similaires vis-à-vis du modèle socio-économique souhaité, l’ACL, qui permet d’identifier des groupes qualitatifs à partir de variables catégorielles, est particulièrement adaptée à notre cadre théorique. </w:t>
+      </w:r>
+      <w:r>
+        <w:rPr>
+          <w:u w:val="single"/>
+        </w:rPr>
+        <w:t>Le modèle retenu distingue 7 groupes socio-politiques, dont les attentes sont décrites dans le tableau ci-dessous.</w:t>
+      </w:r>
+    </w:p>
+    <w:bookmarkEnd w:id="0"/>
+    <w:p>
+      <w:pPr>
         <w:jc w:val="center"/>
         <w:rPr>
           <w:b/>
           <w:bCs/>
         </w:rPr>
+      </w:pPr>
+    </w:p>
+    <w:p>
+      <w:pPr>
+        <w:jc w:val="center"/>
+        <w:rPr>
+          <w:b/>
+          <w:bCs/>
+        </w:rPr>
+      </w:pPr>
+    </w:p>
+    <w:p>
+      <w:pPr>
+        <w:jc w:val="center"/>
+        <w:rPr>
+          <w:b/>
+          <w:bCs/>
+        </w:rPr>
+      </w:pPr>
+    </w:p>
+    <w:p>
+      <w:pPr>
+        <w:jc w:val="center"/>
+        <w:rPr>
+          <w:b/>
+          <w:bCs/>
+        </w:rPr>
+      </w:pPr>
+    </w:p>
+    <w:p>
+      <w:pPr>
+        <w:jc w:val="center"/>
+        <w:rPr>
+          <w:b/>
+          <w:bCs/>
+        </w:rPr>
+      </w:pPr>
+      <w:r>
+        <w:rPr>
+          <w:b/>
+          <w:bCs/>
+        </w:rPr>
+        <w:t>Description des clusters, analyse en classe latente données vox 2024 incluant l’initiative sur l’allègement des primes</w:t>
+      </w:r>
+    </w:p>
+    <w:p/>
+    <w:p>
+      <w:pPr>
+        <w:jc w:val="both"/>
       </w:pPr>
       <w:r>
         <w:rPr>
@@ -16,18 +336,11 @@
           <w:bCs/>
           <w:noProof/>
         </w:rPr>
+        <w:lastRenderedPageBreak/>
         <w:drawing>
-          <wp:anchor distT="0" distB="0" distL="114300" distR="114300" simplePos="0" relativeHeight="251658240" behindDoc="0" locked="0" layoutInCell="1" allowOverlap="1" wp14:anchorId="761BB50A" wp14:editId="15AD46BD">
-            <wp:simplePos x="0" y="0"/>
-            <wp:positionH relativeFrom="margin">
-              <wp:posOffset>-17442</wp:posOffset>
-            </wp:positionH>
-            <wp:positionV relativeFrom="page">
-              <wp:posOffset>1368003</wp:posOffset>
-            </wp:positionV>
+          <wp:inline distT="0" distB="0" distL="0" distR="0" wp14:anchorId="761BB50A" wp14:editId="019C3E04">
             <wp:extent cx="5513070" cy="4906010"/>
             <wp:effectExtent l="0" t="0" r="0" b="8890"/>
-            <wp:wrapSquare wrapText="bothSides"/>
             <wp:docPr id="1030932873" name="Image 1"/>
             <wp:cNvGraphicFramePr>
               <a:graphicFrameLocks xmlns:a="http://schemas.openxmlformats.org/drawingml/2006/main" noChangeAspect="1"/>
@@ -70,22 +383,15 @@
                 </pic:pic>
               </a:graphicData>
             </a:graphic>
-          </wp:anchor>
+          </wp:inline>
         </w:drawing>
       </w:r>
-      <w:r>
-        <w:rPr>
-          <w:b/>
-          <w:bCs/>
-        </w:rPr>
-        <w:t>Description des clusters, analyse en classe latente données vox 2024 incluant l’initiative sur l’allègement des primes</w:t>
-      </w:r>
-    </w:p>
-    <w:p/>
+    </w:p>
     <w:p>
       <w:pPr>
         <w:jc w:val="both"/>
       </w:pPr>
+      <w:bookmarkStart w:id="1" w:name="_Hlk240823595"/>
       <w:r>
         <w:t>Le premier cluster, qui est de loin de le plus grand de l’échantillon (37,6%), s’oppose fortement à l’augmentation de la taxe sur la valeur ajoutée</w:t>
       </w:r>
@@ -121,11 +427,14 @@
         <w:jc w:val="both"/>
       </w:pPr>
       <w:r>
+        <w:t>Le troisième cluster est de taille similaire au second et soutient quant à lui l’augmentation de l’impôt fédéral direct (73%) et de la TVA (60%)</w:t>
+      </w:r>
+      <w:r>
+        <w:t xml:space="preserve">, ainsi que la création d’une caisse unique et le </w:t>
+      </w:r>
+      <w:r>
         <w:lastRenderedPageBreak/>
-        <w:t>Le troisième cluster est de taille similaire au second et soutient quant à lui l’augmentation de l’impôt fédéral direct (73%) et de la TVA (60%)</w:t>
-      </w:r>
-      <w:r>
-        <w:t>, ainsi que la création d’une caisse unique et le fait de lier les primes au revenu. Il s’oppose fortement à la suppression de la LAMal, à la renonciation personnelle aux soins, à la réduction du nombre de prestations prises en charge par la LAMal ainsi qu’a plus de restriction aux prestations médicales couvertes par la LAMal.</w:t>
+        <w:t>fait de lier les primes au revenu. Il s’oppose fortement à la suppression de la LAMal, à la renonciation personnelle aux soins, à la réduction du nombre de prestations prises en charge par la LAMal ainsi qu’a plus de restriction aux prestations médicales couvertes par la LAMal.</w:t>
       </w:r>
     </w:p>
     <w:p>
@@ -231,11 +540,11 @@
         <w:jc w:val="both"/>
       </w:pPr>
       <w:r>
-        <w:t xml:space="preserve">En ce qui concerne le deuxième cluster, ce dernier correspond à la partie néolibérale du bloc social dominant suisse. Soutenant fortement le PLR, l’UDC et dans une moindre mesure Le Centre, il est composé en majorité de travailleurs indépendants, d’auto-entrepreneurs ainsi </w:t>
+        <w:t xml:space="preserve">En ce qui concerne le deuxième cluster, ce dernier correspond à la partie néolibérale du bloc social dominant suisse. Soutenant fortement le PLR, l’UDC et dans une moindre mesure Le Centre, il est composé en majorité de travailleurs indépendants, d’auto-entrepreneurs ainsi que d’employés du secteur privé exerçant une fonction de supervision dans leur travail qui ont de très hauts niveaux de revenus et d’éducation ; parlent allemand (75%) et sont de genre </w:t>
       </w:r>
       <w:r>
         <w:lastRenderedPageBreak/>
-        <w:t>que d’employés du secteur privé exerçant une fonction de supervision dans leur travail qui ont de très hauts niveaux de revenus et d’éducation ; parlent allemand (75%) et sont de genre masculin (60,5%). 19,4% des membres de ce cluster ont déclaré avoir un revenu mensuel brut dépassant les 15'000 francs par mois.</w:t>
+        <w:t>masculin (60,5%). 19,4% des membres de ce cluster ont déclaré avoir un revenu mensuel brut dépassant les 15'000 francs par mois.</w:t>
       </w:r>
     </w:p>
     <w:p>
@@ -282,27 +591,36 @@
       <w:r>
         <w:t xml:space="preserve"> Il y a aussi une très forte représentation de femmes (68%) et d’employés sans fonction de supervision (45%).</w:t>
       </w:r>
+      <w:r>
+        <w:t xml:space="preserve"> </w:t>
+      </w:r>
+      <w:r>
+        <w:t>Enfin, les faibles taux de réponse parmi les membres des clusters 6 rendent la qualification socio-économique et politique de ses membres difficiles à effectuer.</w:t>
+      </w:r>
     </w:p>
     <w:p>
       <w:pPr>
         <w:jc w:val="both"/>
-      </w:pPr>
-      <w:r>
-        <w:t>Enfin, les faibles taux de réponse parmi les membres des clusters 6 rendent la qualification socio-économique et politique de ses membres difficiles à effectuer.</w:t>
+        <w:rPr>
+          <w:rStyle w:val="lev"/>
+        </w:rPr>
+      </w:pPr>
+      <w:r>
+        <w:rPr>
+          <w:rStyle w:val="lev"/>
+        </w:rPr>
+        <w:t>Conclusion</w:t>
       </w:r>
     </w:p>
     <w:p>
       <w:pPr>
         <w:jc w:val="both"/>
-        <w:rPr>
-          <w:rStyle w:val="lev"/>
-        </w:rPr>
-      </w:pPr>
-      <w:r>
-        <w:rPr>
-          <w:rStyle w:val="lev"/>
-        </w:rPr>
-        <w:t>Conclusion</w:t>
+      </w:pPr>
+      <w:r>
+        <w:t xml:space="preserve">Les résultats du modèle ACL en 7 (sous)groupes socio-politiques en lien avec les attentes vis-à-vis du système de santé suisse permet de tirer les conclusions suivantes. </w:t>
+      </w:r>
+      <w:r>
+        <w:t>Premièrement, les groupes socio-politiques identifiés dans le modèle à 7 clusters ont une forte correspondance avec les composantes du bloc libéral-conservateur (dominant) et bloc social de gauche (dominé) identifiés par Güney (2024) : le premier cluster correspond à la composante conservatrice du bloc social dominant tandis que le deuxième cluster correspond à sa faction bourgeoise-néolibérale. Les clusters 3 et 5 correspondent quant à eux aux composantes du bloc de gauche (les clusters 4, 6 et 7 étant inclassable ou à la marge des deux blocs).</w:t>
       </w:r>
     </w:p>
     <w:p>
@@ -310,7 +628,45 @@
         <w:jc w:val="both"/>
       </w:pPr>
       <w:r>
-        <w:t>Les résultats du modèle ACL en 7 (sous)groupes socio-politiques en lien avec les attentes vis-à-vis du système de santé suisse permet de tirer les conclusions suivantes. Premièrement, les attentes des groupes composant le bloc social dominant suisse sont très hétérogènes. D’un côté, le seul point d’accord entre la classe moyenne conservatrice et la bourgeoisie néolibérale est le refus de toute augmentation de la TVA ou de l’impôt fédéral direct afin de résoudre le problème de financement du système de santé. D’un autre côté, la classe moyenne conservatrice est fortement opposée aux solutions largement préférées par la bourgeoisie néolibérale, à savoir le renoncement personnel aux soins, la limitation d’accès à certaines prestations médicales ou encore la réduction du nombre de services pris en charge par la LAMal.</w:t>
+        <w:t>Deuxièmement</w:t>
+      </w:r>
+      <w:r>
+        <w:t>, les résultats confirment notre</w:t>
+      </w:r>
+      <w:r>
+        <w:t xml:space="preserve"> </w:t>
+      </w:r>
+      <w:r>
+        <w:t>hypothèse</w:t>
+      </w:r>
+      <w:r>
+        <w:t>. En effet, les attentes des deux groupes socio-politiques appartenant au bloc social dominant sont trop opposées et il est impossible de dégager une majorité au sein du bloc. La classe moyenne conservatrice (</w:t>
+      </w:r>
+      <w:r>
+        <w:t>37%) est opposée aux réformes néolibérales tandis que la bourgeoisie néolibérale (18%) est fortement opposée à la création d’une caisse unique ou à lier les primes au revenu (deux réformes fortement soutenues par la classe moyenne conservatrice).</w:t>
+      </w:r>
+    </w:p>
+    <w:p>
+      <w:pPr>
+        <w:jc w:val="both"/>
+      </w:pPr>
+      <w:r>
+        <w:t xml:space="preserve">Il reste à savoir pourquoi cette composante néolibérale du bloc social dominant est si opposée à des réformes sociales telles que la création d’une caisse unique, indexer les primes sur le </w:t>
+      </w:r>
+      <w:r>
+        <w:lastRenderedPageBreak/>
+        <w:t>revenu ou encore plafonner le montant des primes. La raison principale est que les individus appartenant à ce groupe socio-politique sont largement épargnés par le</w:t>
+      </w:r>
+      <w:r>
+        <w:t>s coûts engendrés par le système de santé via l’augmentation des primes d’assurance-maladie. Ils sont en outre en grande majorité distribués dans les cantons suisse-allemands (75% du cluster ont déclaré avoir l’allemand (suisse-allemand) comme langue maternelle) où les primes de l’assurance-maladie obligatoire sont moins élevées et augmentent moins que dans les cantons romands et le Tessin. Cela est confirmée dans la carte bivariée ci-dessous.</w:t>
+      </w:r>
+    </w:p>
+    <w:p>
+      <w:pPr>
+        <w:jc w:val="both"/>
+      </w:pPr>
+      <w:r>
+        <w:t>Premièrement, les attentes des groupes composant le bloc social dominant suisse sont très hétérogènes. D’un côté, le seul point d’accord entre la classe moyenne conservatrice et la bourgeoisie néolibérale est le refus de toute augmentation de la TVA ou de l’impôt fédéral direct afin de résoudre le problème de financement du système de santé. D’un autre côté, la classe moyenne conservatrice est fortement opposée aux solutions largement préférées par la bourgeoisie néolibérale, à savoir le renoncement personnel aux soins, la limitation d’accès à certaines prestations médicales ou encore la réduction du nombre de services pris en charge par la LAMal.</w:t>
       </w:r>
       <w:r>
         <w:t xml:space="preserve"> Deuxièmement, les groupes socio-politiques du bloc de gauche</w:t>
@@ -322,11 +678,7 @@
         <w:t xml:space="preserve"> sont moins divisés sur ces mêmes attentes que le bloc social dominant.</w:t>
       </w:r>
       <w:r>
-        <w:t xml:space="preserve"> Les seules divergences importantes entre ces deux groupes concernent l’indécision du cluster 5 vis-à-vis d’un financement provenant d’augmentation de la TVA ou de l’impôt, mais ces solutions ne sont pas celles qui sont mises en avant par la gauche suisse afin de réformer le système de santé </w:t>
-      </w:r>
-      <w:r>
-        <w:lastRenderedPageBreak/>
-        <w:t>suisse, il n’est donc que peu probable que ces questions soient sources de conflit au sein du bloc.</w:t>
+        <w:t xml:space="preserve"> Les seules divergences importantes entre ces deux groupes concernent l’indécision du cluster 5 vis-à-vis d’un financement provenant d’augmentation de la TVA ou de l’impôt, mais ces solutions ne sont pas celles qui sont mises en avant par la gauche suisse afin de réformer le système de santé suisse, il n’est donc que peu probable que ces questions soient sources de conflit au sein du bloc.</w:t>
       </w:r>
     </w:p>
     <w:p>
@@ -364,6 +716,7 @@
       <w:r>
         <w:t>du système de santé suisse.</w:t>
       </w:r>
+      <w:bookmarkEnd w:id="1"/>
     </w:p>
     <w:sectPr>
       <w:pgSz w:w="11906" w:h="16838"/>
@@ -853,7 +1206,6 @@
     <w:next w:val="Normal"/>
     <w:link w:val="Titre2Car"/>
     <w:uiPriority w:val="9"/>
-    <w:semiHidden/>
     <w:unhideWhenUsed/>
     <w:qFormat/>
     <w:rsid w:val="00017353"/>
@@ -1070,7 +1422,6 @@
     <w:basedOn w:val="Policepardfaut"/>
     <w:link w:val="Titre2"/>
     <w:uiPriority w:val="9"/>
-    <w:semiHidden/>
     <w:rsid w:val="00017353"/>
     <w:rPr>
       <w:rFonts w:asciiTheme="majorHAnsi" w:eastAsiaTheme="majorEastAsia" w:hAnsiTheme="majorHAnsi" w:cstheme="majorBidi"/>
